--- a/Docx/Lý thuyết buổi 14.docx
+++ b/Docx/Lý thuyết buổi 14.docx
@@ -4,7 +4,153 @@
   <w:body>
     <w:p>
       <w:r>
-        <w:t>Thư viện cmath: thư viện chứa hàm xử lý toán học như căn bậc 2, tìm giá trị tuyệt đối, mũ, …</w:t>
+        <w:rPr>
+          <w:color w:val="FF0000"/>
+        </w:rPr>
+        <w:t xml:space="preserve">Thư viện cmath: </w:t>
+      </w:r>
+      <w:r>
+        <w:t>thư viện chứa hàm xử lý toán học như căn bậc 2, tìm giá trị tuyệt đối, mũ, …</w:t>
+      </w:r>
+    </w:p>
+    <w:p>
+      <w:r>
+        <w:rPr>
+          <w:color w:val="00B050"/>
+        </w:rPr>
+        <w:t>Cách sử dụng thư viện</w:t>
+      </w:r>
+      <w:r>
+        <w:t>: #include &lt;tên_thư_viện&gt;</w:t>
+      </w:r>
+    </w:p>
+    <w:p/>
+    <w:p>
+      <w:r>
+        <w:rPr>
+          <w:color w:val="FF0000"/>
+        </w:rPr>
+        <w:t xml:space="preserve">Structure: </w:t>
+      </w:r>
+      <w:r>
+        <w:t>một kiểu dữ liệu do người dùng tự định nghĩa, trong 1 struct tập hợp nhiều biến có nhiều kiểu dữ liệu khác nhau. Mỗi biến được gọi là 1 thuộc tính</w:t>
+      </w:r>
+    </w:p>
+    <w:p>
+      <w:pPr>
+        <w:rPr>
+          <w:color w:val="00B050"/>
+        </w:rPr>
+      </w:pPr>
+      <w:r>
+        <w:rPr>
+          <w:color w:val="00B050"/>
+        </w:rPr>
+        <w:t>Ví dụ:</w:t>
+      </w:r>
+    </w:p>
+    <w:p>
+      <w:r>
+        <w:t>con người là 1 kiểu dữ liệu =&gt; struct</w:t>
+      </w:r>
+    </w:p>
+    <w:p>
+      <w:r>
+        <w:t>con người có nhiều thông tin: cccd, tên, ngày sinh, … =&gt; cccd, tên, ngày sinh =&gt; thuộc tính của con người</w:t>
+      </w:r>
+    </w:p>
+    <w:p>
+      <w:pPr>
+        <w:rPr>
+          <w:color w:val="00B050"/>
+        </w:rPr>
+      </w:pPr>
+      <w:r>
+        <w:rPr>
+          <w:color w:val="00B050"/>
+        </w:rPr>
+        <w:t>Khai báo:</w:t>
+      </w:r>
+    </w:p>
+    <w:p>
+      <w:r>
+        <w:tab/>
+        <w:t>struct tên_struct{</w:t>
+      </w:r>
+    </w:p>
+    <w:p>
+      <w:r>
+        <w:tab/>
+      </w:r>
+      <w:r>
+        <w:tab/>
+        <w:t>kiểu_dữ_liệu tên_thuộc_tính;</w:t>
+      </w:r>
+    </w:p>
+    <w:p>
+      <w:r>
+        <w:tab/>
+        <w:t>}</w:t>
+      </w:r>
+      <w:r>
+        <w:t>;</w:t>
+      </w:r>
+    </w:p>
+    <w:p>
+      <w:pPr>
+        <w:rPr>
+          <w:color w:val="00B050"/>
+        </w:rPr>
+      </w:pPr>
+      <w:r>
+        <w:rPr>
+          <w:color w:val="00B050"/>
+        </w:rPr>
+        <w:t>Khai báo biến có kiểu dữ liệu struct</w:t>
+      </w:r>
+    </w:p>
+    <w:p>
+      <w:r>
+        <w:tab/>
+        <w:t>Tên_struct tên biến;</w:t>
+      </w:r>
+    </w:p>
+    <w:p>
+      <w:pPr>
+        <w:rPr>
+          <w:color w:val="00B050"/>
+        </w:rPr>
+      </w:pPr>
+      <w:r>
+        <w:rPr>
+          <w:color w:val="00B050"/>
+        </w:rPr>
+        <w:t>Khai báo mảng có kiểu dữ liệu struct</w:t>
+      </w:r>
+    </w:p>
+    <w:p>
+      <w:r>
+        <w:tab/>
+        <w:t>Tên_struct tên_mảng[Số_phần_tử];</w:t>
+      </w:r>
+    </w:p>
+    <w:p>
+      <w:pPr>
+        <w:rPr>
+          <w:color w:val="00B050"/>
+        </w:rPr>
+      </w:pPr>
+      <w:r>
+        <w:rPr>
+          <w:color w:val="00B050"/>
+        </w:rPr>
+        <w:t>Truy xuất các thuộc tính của 1 biến có kiểu dữ liệu struct</w:t>
+      </w:r>
+    </w:p>
+    <w:p>
+      <w:r>
+        <w:tab/>
+        <w:t>Tên_biến.Tên_thuộc_tính;</w:t>
       </w:r>
     </w:p>
     <w:sectPr>
